--- a/Trabajo_IoT/Semana 4/Informe_Laboratorio_IoT_Semana4.docx
+++ b/Trabajo_IoT/Semana 4/Informe_Laboratorio_IoT_Semana4.docx
@@ -83,13 +83,7 @@
           <w:sz w:val="24"/>
         </w:rPr>
         <w:br/>
-        <w:t xml:space="preserve">Curso / </w:t>
-      </w:r>
-      <w:r>
-        <w:rPr>
-          <w:sz w:val="24"/>
-        </w:rPr>
-        <w:t>Asignatura: IoT</w:t>
+        <w:t>Curso / Asignatura: IoT</w:t>
       </w:r>
     </w:p>
     <w:p/>
@@ -136,6 +130,12 @@
     <w:sdt>
       <w:sdtPr>
         <w:rPr>
+          <w:rFonts w:asciiTheme="minorHAnsi" w:eastAsiaTheme="minorEastAsia" w:hAnsiTheme="minorHAnsi" w:cstheme="minorBidi"/>
+          <w:b w:val="0"/>
+          <w:bCs w:val="0"/>
+          <w:color w:val="auto"/>
+          <w:sz w:val="22"/>
+          <w:szCs w:val="22"/>
           <w:lang w:val="es-ES"/>
         </w:rPr>
         <w:id w:val="1398484051"/>
@@ -144,14 +144,7 @@
           <w:docPartUnique/>
         </w:docPartObj>
       </w:sdtPr>
-      <w:sdtEndPr>
-        <w:rPr>
-          <w:rFonts w:asciiTheme="minorHAnsi" w:eastAsiaTheme="minorEastAsia" w:hAnsiTheme="minorHAnsi" w:cstheme="minorBidi"/>
-          <w:color w:val="auto"/>
-          <w:sz w:val="22"/>
-          <w:szCs w:val="22"/>
-        </w:rPr>
-      </w:sdtEndPr>
+      <w:sdtEndPr/>
       <w:sdtContent>
         <w:p>
           <w:pPr>
@@ -961,16 +954,7 @@
     </w:p>
     <w:p>
       <w:r>
-        <w:t xml:space="preserve">El presente informe detalla el desarrollo de </w:t>
-      </w:r>
-      <w:r>
-        <w:t>la práctica de laboratorio correspondiente a la Semana 4 de la asignatura IoT. El objetivo principal es establecer una base práctica en electrónica aplicada utilizando la plataforma Arduino Uno y el simulador Tinkercad. A lo largo del documento se expone l</w:t>
-      </w:r>
-      <w:r>
-        <w:t>a construcción progresiva de circuitos, comenzando con el control de un único LED hasta llegar a la implementación de un semáforo interactivo accionado por un pulsador. Adicionalmente, se fundamentan teóricamente las conexiones eléctricas mediante la Ley d</w:t>
-      </w:r>
-      <w:r>
-        <w:t>e Ohm, un principio indispensable para el cálculo de resistencias y la protección de los componentes de hardware en el diseño de proyectos orientados al Internet de las Cosas.</w:t>
+        <w:t>El presente informe detalla el desarrollo de la práctica de laboratorio correspondiente a la Semana 4 de la asignatura IoT. El objetivo principal es establecer una base práctica en electrónica aplicada utilizando la plataforma Arduino Uno y el simulador Tinkercad. A lo largo del documento se expone la construcción progresiva de circuitos, comenzando con el control de un único LED hasta llegar a la implementación de un semáforo interactivo accionado por un pulsador. Adicionalmente, se fundamentan teóricamente las conexiones eléctricas mediante la Ley de Ohm, un principio indispensable para el cálculo de resistencias y la protección de los componentes de hardware en el diseño de proyectos orientados al Internet de las Cosas.</w:t>
       </w:r>
     </w:p>
     <w:p>
@@ -1007,10 +991,7 @@
     </w:p>
     <w:p>
       <w:r>
-        <w:t>Comprender los fundamentos de la electrónica b</w:t>
-      </w:r>
-      <w:r>
-        <w:t>ásica y la programación de microcontroladores a través de la simulación de circuitos en Tinkercad, orientando su aplicación al desarrollo de sistemas IoT.</w:t>
+        <w:t>Comprender los fundamentos de la electrónica básica y la programación de microcontroladores a través de la simulación de circuitos en Tinkercad, orientando su aplicación al desarrollo de sistemas IoT.</w:t>
       </w:r>
     </w:p>
     <w:p>
@@ -1031,10 +1012,7 @@
     </w:p>
     <w:p>
       <w:r>
-        <w:t xml:space="preserve">• Diseñar y simular circuitos elementales empleando la placa base </w:t>
-      </w:r>
-      <w:r>
-        <w:t>Arduino Uno y diodos LED.</w:t>
+        <w:t>• Diseñar y simular circuitos elementales empleando la placa base Arduino Uno y diodos LED.</w:t>
       </w:r>
       <w:r>
         <w:br/>
@@ -1042,10 +1020,7 @@
       </w:r>
       <w:r>
         <w:br/>
-        <w:t xml:space="preserve">• Integrar señales de entrada digital mediante el uso de botones pulsadores para controlar e interrumpir el flujo del </w:t>
-      </w:r>
-      <w:r>
-        <w:t>circuito.</w:t>
+        <w:t>• Integrar señales de entrada digital mediante el uso de botones pulsadores para controlar e interrumpir el flujo del circuito.</w:t>
       </w:r>
       <w:r>
         <w:br/>
@@ -1150,13 +1125,495 @@
     </w:p>
     <w:p>
       <w:r>
-        <w:t>Descri</w:t>
-      </w:r>
-      <w:r>
-        <w:t>pción: Captura de la simulación en Tinkercad de un circuito básico utilizando una placa Arduino Uno. Se observa un LED rojo conectado al pin digital 2 mediante una resistencia limitadora de corriente. El panel de código adjunto configura el pin como salida</w:t>
-      </w:r>
-      <w:r>
-        <w:t xml:space="preserve"> y ejecuta un ciclo de encendido (HIGH) y apagado (LOW) con intervalos de espera de un segundo (1000 milisegundos).</w:t>
+        <w:t xml:space="preserve">Descripción: Captura de la simulación en Tinkercad de un circuito básico utilizando una placa Arduino Uno. Se observa un LED rojo conectado al pin digital 2 mediante una resistencia limitadora de corriente. El panel de código adjunto configura el pin como salida y ejecuta un ciclo de encendido (HIGH) y apagado (LOW) con intervalos de espera de un </w:t>
+      </w:r>
+      <w:proofErr w:type="spellStart"/>
+      <w:r>
+        <w:t>segundo</w:t>
+      </w:r>
+      <w:proofErr w:type="spellEnd"/>
+      <w:r>
+        <w:t xml:space="preserve"> (1000 </w:t>
+      </w:r>
+      <w:proofErr w:type="spellStart"/>
+      <w:r>
+        <w:t>milisegundos</w:t>
+      </w:r>
+      <w:proofErr w:type="spellEnd"/>
+      <w:r>
+        <w:t>).</w:t>
+      </w:r>
+    </w:p>
+    <w:p>
+      <w:pPr>
+        <w:pStyle w:val="Ttulo2"/>
+        <w:rPr>
+          <w:color w:val="auto"/>
+        </w:rPr>
+      </w:pPr>
+      <w:r>
+        <w:rPr>
+          <w:color w:val="auto"/>
+        </w:rPr>
+        <w:t>3.</w:t>
+      </w:r>
+      <w:r>
+        <w:rPr>
+          <w:color w:val="auto"/>
+        </w:rPr>
+        <w:t>2</w:t>
+      </w:r>
+      <w:r>
+        <w:rPr>
+          <w:color w:val="auto"/>
+        </w:rPr>
+        <w:t xml:space="preserve"> </w:t>
+      </w:r>
+      <w:proofErr w:type="spellStart"/>
+      <w:r>
+        <w:rPr>
+          <w:color w:val="auto"/>
+        </w:rPr>
+        <w:t>Circuito</w:t>
+      </w:r>
+      <w:proofErr w:type="spellEnd"/>
+      <w:r>
+        <w:rPr>
+          <w:color w:val="auto"/>
+        </w:rPr>
+        <w:t xml:space="preserve"> </w:t>
+      </w:r>
+      <w:proofErr w:type="spellStart"/>
+      <w:r>
+        <w:rPr>
+          <w:color w:val="auto"/>
+        </w:rPr>
+        <w:t>Electronico</w:t>
+      </w:r>
+      <w:proofErr w:type="spellEnd"/>
+      <w:r>
+        <w:rPr>
+          <w:color w:val="auto"/>
+        </w:rPr>
+        <w:t xml:space="preserve"> LED </w:t>
+      </w:r>
+      <w:proofErr w:type="spellStart"/>
+      <w:r>
+        <w:rPr>
+          <w:color w:val="auto"/>
+        </w:rPr>
+        <w:t>Intermitente</w:t>
+      </w:r>
+      <w:proofErr w:type="spellEnd"/>
+    </w:p>
+    <w:p>
+      <w:r>
+        <w:rPr>
+          <w:noProof/>
+        </w:rPr>
+        <w:drawing>
+          <wp:inline distT="0" distB="0" distL="0" distR="0" wp14:anchorId="61F0FC84" wp14:editId="443484DF">
+            <wp:extent cx="5486400" cy="3047365"/>
+            <wp:effectExtent l="0" t="0" r="0" b="635"/>
+            <wp:docPr id="3" name="Imagen 3"/>
+            <wp:cNvGraphicFramePr>
+              <a:graphicFrameLocks xmlns:a="http://schemas.openxmlformats.org/drawingml/2006/main" noChangeAspect="1"/>
+            </wp:cNvGraphicFramePr>
+            <a:graphic xmlns:a="http://schemas.openxmlformats.org/drawingml/2006/main">
+              <a:graphicData uri="http://schemas.openxmlformats.org/drawingml/2006/picture">
+                <pic:pic xmlns:pic="http://schemas.openxmlformats.org/drawingml/2006/picture">
+                  <pic:nvPicPr>
+                    <pic:cNvPr id="0" name="Picture 1"/>
+                    <pic:cNvPicPr>
+                      <a:picLocks noChangeAspect="1" noChangeArrowheads="1"/>
+                    </pic:cNvPicPr>
+                  </pic:nvPicPr>
+                  <pic:blipFill>
+                    <a:blip r:embed="rId7">
+                      <a:extLst>
+                        <a:ext uri="{28A0092B-C50C-407E-A947-70E740481C1C}">
+                          <a14:useLocalDpi xmlns:a14="http://schemas.microsoft.com/office/drawing/2010/main" val="0"/>
+                        </a:ext>
+                      </a:extLst>
+                    </a:blip>
+                    <a:srcRect/>
+                    <a:stretch>
+                      <a:fillRect/>
+                    </a:stretch>
+                  </pic:blipFill>
+                  <pic:spPr bwMode="auto">
+                    <a:xfrm>
+                      <a:off x="0" y="0"/>
+                      <a:ext cx="5486400" cy="3047365"/>
+                    </a:xfrm>
+                    <a:prstGeom prst="rect">
+                      <a:avLst/>
+                    </a:prstGeom>
+                    <a:noFill/>
+                    <a:ln>
+                      <a:noFill/>
+                    </a:ln>
+                  </pic:spPr>
+                </pic:pic>
+              </a:graphicData>
+            </a:graphic>
+          </wp:inline>
+        </w:drawing>
+      </w:r>
+    </w:p>
+    <w:p>
+      <w:proofErr w:type="spellStart"/>
+      <w:r>
+        <w:t>Ilustración</w:t>
+      </w:r>
+      <w:proofErr w:type="spellEnd"/>
+      <w:r>
+        <w:t xml:space="preserve"> </w:t>
+      </w:r>
+      <w:r>
+        <w:t>2</w:t>
+      </w:r>
+      <w:r>
+        <w:t xml:space="preserve">. </w:t>
+      </w:r>
+      <w:proofErr w:type="spellStart"/>
+      <w:r>
+        <w:t>Circuito</w:t>
+      </w:r>
+      <w:proofErr w:type="spellEnd"/>
+      <w:r>
+        <w:t xml:space="preserve"> </w:t>
+      </w:r>
+      <w:proofErr w:type="spellStart"/>
+      <w:r>
+        <w:t>Electronico</w:t>
+      </w:r>
+      <w:proofErr w:type="spellEnd"/>
+      <w:r>
+        <w:t xml:space="preserve"> LED </w:t>
+      </w:r>
+      <w:proofErr w:type="spellStart"/>
+      <w:r>
+        <w:t>Intermitente</w:t>
+      </w:r>
+      <w:proofErr w:type="spellEnd"/>
+    </w:p>
+    <w:p>
+      <w:proofErr w:type="spellStart"/>
+      <w:r>
+        <w:lastRenderedPageBreak/>
+        <w:t>Descripción</w:t>
+      </w:r>
+      <w:proofErr w:type="spellEnd"/>
+      <w:r>
+        <w:t>:</w:t>
+      </w:r>
+      <w:r>
+        <w:t xml:space="preserve"> Este </w:t>
+      </w:r>
+      <w:proofErr w:type="spellStart"/>
+      <w:r>
+        <w:t>diagrama</w:t>
+      </w:r>
+      <w:proofErr w:type="spellEnd"/>
+      <w:r>
+        <w:t xml:space="preserve"> </w:t>
+      </w:r>
+      <w:proofErr w:type="spellStart"/>
+      <w:r>
+        <w:t>esquemático</w:t>
+      </w:r>
+      <w:proofErr w:type="spellEnd"/>
+      <w:r>
+        <w:t xml:space="preserve"> </w:t>
+      </w:r>
+      <w:proofErr w:type="spellStart"/>
+      <w:r>
+        <w:t>ilustra</w:t>
+      </w:r>
+      <w:proofErr w:type="spellEnd"/>
+      <w:r>
+        <w:t xml:space="preserve"> la </w:t>
+      </w:r>
+      <w:proofErr w:type="spellStart"/>
+      <w:r>
+        <w:t>conexión</w:t>
+      </w:r>
+      <w:proofErr w:type="spellEnd"/>
+      <w:r>
+        <w:t xml:space="preserve"> </w:t>
+      </w:r>
+      <w:proofErr w:type="spellStart"/>
+      <w:r>
+        <w:t>básica</w:t>
+      </w:r>
+      <w:proofErr w:type="spellEnd"/>
+      <w:r>
+        <w:t xml:space="preserve"> para la </w:t>
+      </w:r>
+      <w:proofErr w:type="spellStart"/>
+      <w:r>
+        <w:t>primera</w:t>
+      </w:r>
+      <w:proofErr w:type="spellEnd"/>
+      <w:r>
+        <w:t xml:space="preserve"> </w:t>
+      </w:r>
+      <w:proofErr w:type="spellStart"/>
+      <w:r>
+        <w:t>práctica</w:t>
+      </w:r>
+      <w:proofErr w:type="spellEnd"/>
+      <w:r>
+        <w:t xml:space="preserve"> de </w:t>
+      </w:r>
+      <w:proofErr w:type="spellStart"/>
+      <w:r>
+        <w:t>laboratorio</w:t>
+      </w:r>
+      <w:proofErr w:type="spellEnd"/>
+      <w:r>
+        <w:t xml:space="preserve">. </w:t>
+      </w:r>
+      <w:proofErr w:type="spellStart"/>
+      <w:r>
+        <w:t>Muestra</w:t>
+      </w:r>
+      <w:proofErr w:type="spellEnd"/>
+      <w:r>
+        <w:t xml:space="preserve"> </w:t>
+      </w:r>
+      <w:proofErr w:type="spellStart"/>
+      <w:r>
+        <w:t>el</w:t>
+      </w:r>
+      <w:proofErr w:type="spellEnd"/>
+      <w:r>
+        <w:t xml:space="preserve"> </w:t>
+      </w:r>
+      <w:proofErr w:type="spellStart"/>
+      <w:r>
+        <w:t>microcontrolador</w:t>
+      </w:r>
+      <w:proofErr w:type="spellEnd"/>
+      <w:r>
+        <w:t xml:space="preserve"> Arduino Uno (U1) </w:t>
+      </w:r>
+      <w:proofErr w:type="spellStart"/>
+      <w:r>
+        <w:t>conectado</w:t>
+      </w:r>
+      <w:proofErr w:type="spellEnd"/>
+      <w:r>
+        <w:t xml:space="preserve"> a un </w:t>
+      </w:r>
+      <w:proofErr w:type="spellStart"/>
+      <w:r>
+        <w:t>único</w:t>
+      </w:r>
+      <w:proofErr w:type="spellEnd"/>
+      <w:r>
+        <w:t xml:space="preserve"> </w:t>
+      </w:r>
+      <w:proofErr w:type="spellStart"/>
+      <w:r>
+        <w:t>componente</w:t>
+      </w:r>
+      <w:proofErr w:type="spellEnd"/>
+      <w:r>
+        <w:t xml:space="preserve"> visual: un </w:t>
+      </w:r>
+      <w:proofErr w:type="spellStart"/>
+      <w:r>
+        <w:t>diodo</w:t>
+      </w:r>
+      <w:proofErr w:type="spellEnd"/>
+      <w:r>
+        <w:t xml:space="preserve"> LED </w:t>
+      </w:r>
+      <w:proofErr w:type="spellStart"/>
+      <w:r>
+        <w:t>rojo</w:t>
+      </w:r>
+      <w:proofErr w:type="spellEnd"/>
+      <w:r>
+        <w:t xml:space="preserve"> (D1). La </w:t>
+      </w:r>
+      <w:proofErr w:type="spellStart"/>
+      <w:r>
+        <w:t>señal</w:t>
+      </w:r>
+      <w:proofErr w:type="spellEnd"/>
+      <w:r>
+        <w:t xml:space="preserve"> sale </w:t>
+      </w:r>
+      <w:proofErr w:type="spellStart"/>
+      <w:r>
+        <w:t>desde</w:t>
+      </w:r>
+      <w:proofErr w:type="spellEnd"/>
+      <w:r>
+        <w:t xml:space="preserve"> </w:t>
+      </w:r>
+      <w:proofErr w:type="spellStart"/>
+      <w:r>
+        <w:t>el</w:t>
+      </w:r>
+      <w:proofErr w:type="spellEnd"/>
+      <w:r>
+        <w:t xml:space="preserve"> pin digital D2 </w:t>
+      </w:r>
+      <w:proofErr w:type="spellStart"/>
+      <w:r>
+        <w:t>hacia</w:t>
+      </w:r>
+      <w:proofErr w:type="spellEnd"/>
+      <w:r>
+        <w:t xml:space="preserve"> </w:t>
+      </w:r>
+      <w:proofErr w:type="spellStart"/>
+      <w:r>
+        <w:t>el</w:t>
+      </w:r>
+      <w:proofErr w:type="spellEnd"/>
+      <w:r>
+        <w:t xml:space="preserve"> LED, y </w:t>
+      </w:r>
+      <w:proofErr w:type="spellStart"/>
+      <w:r>
+        <w:t>el</w:t>
+      </w:r>
+      <w:proofErr w:type="spellEnd"/>
+      <w:r>
+        <w:t xml:space="preserve"> </w:t>
+      </w:r>
+      <w:proofErr w:type="spellStart"/>
+      <w:r>
+        <w:t>circuito</w:t>
+      </w:r>
+      <w:proofErr w:type="spellEnd"/>
+      <w:r>
+        <w:t xml:space="preserve"> se </w:t>
+      </w:r>
+      <w:proofErr w:type="spellStart"/>
+      <w:r>
+        <w:t>cierra</w:t>
+      </w:r>
+      <w:proofErr w:type="spellEnd"/>
+      <w:r>
+        <w:t xml:space="preserve"> </w:t>
+      </w:r>
+      <w:proofErr w:type="spellStart"/>
+      <w:r>
+        <w:t>hacia</w:t>
+      </w:r>
+      <w:proofErr w:type="spellEnd"/>
+      <w:r>
+        <w:t xml:space="preserve"> </w:t>
+      </w:r>
+      <w:proofErr w:type="spellStart"/>
+      <w:r>
+        <w:t>el</w:t>
+      </w:r>
+      <w:proofErr w:type="spellEnd"/>
+      <w:r>
+        <w:t xml:space="preserve"> pin de tierra (GND) </w:t>
+      </w:r>
+      <w:proofErr w:type="spellStart"/>
+      <w:r>
+        <w:t>pasando</w:t>
+      </w:r>
+      <w:proofErr w:type="spellEnd"/>
+      <w:r>
+        <w:t xml:space="preserve"> a </w:t>
+      </w:r>
+      <w:proofErr w:type="spellStart"/>
+      <w:r>
+        <w:t>través</w:t>
+      </w:r>
+      <w:proofErr w:type="spellEnd"/>
+      <w:r>
+        <w:t xml:space="preserve"> de una sola </w:t>
+      </w:r>
+      <w:proofErr w:type="spellStart"/>
+      <w:r>
+        <w:t>resistencia</w:t>
+      </w:r>
+      <w:proofErr w:type="spellEnd"/>
+      <w:r>
+        <w:t xml:space="preserve"> </w:t>
+      </w:r>
+      <w:proofErr w:type="spellStart"/>
+      <w:r>
+        <w:t>limitadora</w:t>
+      </w:r>
+      <w:proofErr w:type="spellEnd"/>
+      <w:r>
+        <w:t xml:space="preserve"> (R1, </w:t>
+      </w:r>
+      <w:proofErr w:type="spellStart"/>
+      <w:r>
+        <w:t>etiquetada</w:t>
+      </w:r>
+      <w:proofErr w:type="spellEnd"/>
+      <w:r>
+        <w:t xml:space="preserve"> </w:t>
+      </w:r>
+      <w:proofErr w:type="spellStart"/>
+      <w:r>
+        <w:t>como</w:t>
+      </w:r>
+      <w:proofErr w:type="spellEnd"/>
+      <w:r>
+        <w:t xml:space="preserve"> 200k). Este </w:t>
+      </w:r>
+      <w:proofErr w:type="spellStart"/>
+      <w:r>
+        <w:t>esquema</w:t>
+      </w:r>
+      <w:proofErr w:type="spellEnd"/>
+      <w:r>
+        <w:t xml:space="preserve"> </w:t>
+      </w:r>
+      <w:proofErr w:type="spellStart"/>
+      <w:r>
+        <w:t>corresponde</w:t>
+      </w:r>
+      <w:proofErr w:type="spellEnd"/>
+      <w:r>
+        <w:t xml:space="preserve"> </w:t>
+      </w:r>
+      <w:proofErr w:type="spellStart"/>
+      <w:r>
+        <w:t>estrictamente</w:t>
+      </w:r>
+      <w:proofErr w:type="spellEnd"/>
+      <w:r>
+        <w:t xml:space="preserve"> a la </w:t>
+      </w:r>
+      <w:proofErr w:type="spellStart"/>
+      <w:r>
+        <w:t>configuración</w:t>
+      </w:r>
+      <w:proofErr w:type="spellEnd"/>
+      <w:r>
+        <w:t xml:space="preserve"> del "</w:t>
+      </w:r>
+      <w:proofErr w:type="spellStart"/>
+      <w:r>
+        <w:t>Circuito</w:t>
+      </w:r>
+      <w:proofErr w:type="spellEnd"/>
+      <w:r>
+        <w:t xml:space="preserve"> LED </w:t>
+      </w:r>
+      <w:proofErr w:type="spellStart"/>
+      <w:r>
+        <w:t>intermitente</w:t>
+      </w:r>
+      <w:proofErr w:type="spellEnd"/>
+      <w:r>
+        <w:t>".</w:t>
       </w:r>
     </w:p>
     <w:p>
@@ -1171,9 +1628,43 @@
         <w:rPr>
           <w:color w:val="auto"/>
         </w:rPr>
-        <w:t>3.2 Semáforo inteligente</w:t>
+        <w:t>3.</w:t>
+      </w:r>
+      <w:r>
+        <w:rPr>
+          <w:color w:val="auto"/>
+        </w:rPr>
+        <w:t>3</w:t>
+      </w:r>
+      <w:r>
+        <w:rPr>
+          <w:color w:val="auto"/>
+        </w:rPr>
+        <w:t xml:space="preserve"> </w:t>
+      </w:r>
+      <w:proofErr w:type="spellStart"/>
+      <w:r>
+        <w:rPr>
+          <w:color w:val="auto"/>
+        </w:rPr>
+        <w:t>Semáforo</w:t>
+      </w:r>
+      <w:proofErr w:type="spellEnd"/>
+      <w:r>
+        <w:rPr>
+          <w:color w:val="auto"/>
+        </w:rPr>
+        <w:t xml:space="preserve"> </w:t>
+      </w:r>
+      <w:proofErr w:type="spellStart"/>
+      <w:r>
+        <w:rPr>
+          <w:color w:val="auto"/>
+        </w:rPr>
+        <w:t>inteligente</w:t>
       </w:r>
       <w:bookmarkEnd w:id="6"/>
+      <w:proofErr w:type="spellEnd"/>
     </w:p>
     <w:p>
       <w:r>
@@ -1198,7 +1689,7 @@
                     </pic:cNvPicPr>
                   </pic:nvPicPr>
                   <pic:blipFill>
-                    <a:blip r:embed="rId7" cstate="print">
+                    <a:blip r:embed="rId8" cstate="print">
                       <a:extLst>
                         <a:ext uri="{28A0092B-C50C-407E-A947-70E740481C1C}">
                           <a14:useLocalDpi xmlns:a14="http://schemas.microsoft.com/office/drawing/2010/main" val="0"/>
@@ -1235,18 +1726,15 @@
       </w:r>
       <w:proofErr w:type="spellEnd"/>
       <w:r>
-        <w:t xml:space="preserve"> 2. Semáforo inteligente</w:t>
+        <w:t xml:space="preserve"> 3</w:t>
+      </w:r>
+      <w:r>
+        <w:t>. Semáforo inteligente</w:t>
       </w:r>
     </w:p>
     <w:p>
       <w:r>
-        <w:t>Descripción: Simulación del prototipo de un se</w:t>
-      </w:r>
-      <w:r>
-        <w:t>máforo. El circuito emplea tres LEDs (verde, amarillo y rojo) conectados respectivamente a los pines digitales 2, 3 y 4 del Arduino Uno, cada uno con su correspondiente resistencia a tierra. El código muestra la secuencia lógica de control de tiempos (3000</w:t>
-      </w:r>
-      <w:r>
-        <w:t xml:space="preserve"> ms para verde y rojo, 1000 ms para amarillo), simulando el funcionamiento real de las luces de tránsito.</w:t>
+        <w:t>Descripción: Simulación del prototipo de un semáforo. El circuito emplea tres LEDs (verde, amarillo y rojo) conectados respectivamente a los pines digitales 2, 3 y 4 del Arduino Uno, cada uno con su correspondiente resistencia a tierra. El código muestra la secuencia lógica de control de tiempos (3000 ms para verde y rojo, 1000 ms para amarillo), simulando el funcionamiento real de las luces de tránsito.</w:t>
       </w:r>
     </w:p>
     <w:p>
@@ -1262,11 +1750,64 @@
           <w:color w:val="auto"/>
         </w:rPr>
         <w:lastRenderedPageBreak/>
-        <w:t>3.3 Circuito Electrónico Semáforo</w:t>
+        <w:t>3.</w:t>
+      </w:r>
+      <w:r>
+        <w:rPr>
+          <w:color w:val="auto"/>
+        </w:rPr>
+        <w:t>4</w:t>
+      </w:r>
+      <w:r>
+        <w:rPr>
+          <w:color w:val="auto"/>
+        </w:rPr>
+        <w:t xml:space="preserve"> </w:t>
+      </w:r>
+      <w:proofErr w:type="spellStart"/>
+      <w:r>
+        <w:rPr>
+          <w:color w:val="auto"/>
+        </w:rPr>
+        <w:t>Circuito</w:t>
+      </w:r>
+      <w:proofErr w:type="spellEnd"/>
+      <w:r>
+        <w:rPr>
+          <w:color w:val="auto"/>
+        </w:rPr>
+        <w:t xml:space="preserve"> </w:t>
+      </w:r>
+      <w:proofErr w:type="spellStart"/>
+      <w:r>
+        <w:rPr>
+          <w:color w:val="auto"/>
+        </w:rPr>
+        <w:t>Electrónico</w:t>
+      </w:r>
+      <w:proofErr w:type="spellEnd"/>
+      <w:r>
+        <w:rPr>
+          <w:color w:val="auto"/>
+        </w:rPr>
+        <w:t xml:space="preserve"> </w:t>
+      </w:r>
+      <w:proofErr w:type="spellStart"/>
+      <w:r>
+        <w:rPr>
+          <w:color w:val="auto"/>
+        </w:rPr>
+        <w:t>Semáforo</w:t>
       </w:r>
       <w:bookmarkEnd w:id="7"/>
+      <w:proofErr w:type="spellEnd"/>
     </w:p>
     <w:p>
+      <w:pPr>
+        <w:rPr>
+          <w:u w:val="single"/>
+        </w:rPr>
+      </w:pPr>
       <w:r>
         <w:rPr>
           <w:noProof/>
@@ -1289,7 +1830,7 @@
                     </pic:cNvPicPr>
                   </pic:nvPicPr>
                   <pic:blipFill>
-                    <a:blip r:embed="rId8">
+                    <a:blip r:embed="rId9">
                       <a:extLst>
                         <a:ext uri="{28A0092B-C50C-407E-A947-70E740481C1C}">
                           <a14:useLocalDpi xmlns:a14="http://schemas.microsoft.com/office/drawing/2010/main" val="0"/>
@@ -1326,18 +1867,39 @@
       </w:r>
       <w:proofErr w:type="spellEnd"/>
       <w:r>
-        <w:t xml:space="preserve"> 3. Circuito Electrónico</w:t>
-      </w:r>
+        <w:t xml:space="preserve"> </w:t>
+      </w:r>
+      <w:r>
+        <w:t>4</w:t>
+      </w:r>
+      <w:r>
+        <w:t xml:space="preserve">. </w:t>
+      </w:r>
+      <w:proofErr w:type="spellStart"/>
+      <w:r>
+        <w:t>Circuito</w:t>
+      </w:r>
+      <w:proofErr w:type="spellEnd"/>
+      <w:r>
+        <w:t xml:space="preserve"> </w:t>
+      </w:r>
+      <w:proofErr w:type="spellStart"/>
+      <w:r>
+        <w:t>Electrónico</w:t>
+      </w:r>
+      <w:proofErr w:type="spellEnd"/>
+      <w:r>
+        <w:t xml:space="preserve"> </w:t>
+      </w:r>
+      <w:proofErr w:type="spellStart"/>
+      <w:r>
+        <w:t>Semaforo</w:t>
+      </w:r>
+      <w:proofErr w:type="spellEnd"/>
     </w:p>
     <w:p>
       <w:r>
-        <w:t xml:space="preserve">Descripción: Diagrama esquemático del circuito </w:t>
-      </w:r>
-      <w:r>
-        <w:t xml:space="preserve">del semáforo. La ilustración detalla de forma técnica las conexiones eléctricas entre el microcontrolador (Arduino Uno) y los componentes periféricos, evidenciando el flujo de los pines hacia los LEDs (verde, amarillo y rojo) y el retorno a tierra (GND) a </w:t>
-      </w:r>
-      <w:r>
-        <w:t>través de las resistencias.</w:t>
+        <w:t>Descripción: Diagrama esquemático del circuito del semáforo. La ilustración detalla de forma técnica las conexiones eléctricas entre el microcontrolador (Arduino Uno) y los componentes periféricos, evidenciando el flujo de los pines hacia los LEDs (verde, amarillo y rojo) y el retorno a tierra (GND) a través de las resistencias.</w:t>
       </w:r>
     </w:p>
     <w:p>
@@ -1352,7 +1914,19 @@
         <w:rPr>
           <w:color w:val="auto"/>
         </w:rPr>
-        <w:t>3.4 Control mediante pulsador</w:t>
+        <w:t>3.</w:t>
+      </w:r>
+      <w:r>
+        <w:rPr>
+          <w:color w:val="auto"/>
+        </w:rPr>
+        <w:t>5</w:t>
+      </w:r>
+      <w:r>
+        <w:rPr>
+          <w:color w:val="auto"/>
+        </w:rPr>
+        <w:t xml:space="preserve"> Control mediante pulsador</w:t>
       </w:r>
       <w:bookmarkEnd w:id="8"/>
     </w:p>
@@ -1379,7 +1953,7 @@
                     </pic:cNvPicPr>
                   </pic:nvPicPr>
                   <pic:blipFill>
-                    <a:blip r:embed="rId9" cstate="print">
+                    <a:blip r:embed="rId10" cstate="print">
                       <a:extLst>
                         <a:ext uri="{28A0092B-C50C-407E-A947-70E740481C1C}">
                           <a14:useLocalDpi xmlns:a14="http://schemas.microsoft.com/office/drawing/2010/main" val="0"/>
@@ -1416,15 +1990,685 @@
       </w:r>
       <w:proofErr w:type="spellEnd"/>
       <w:r>
-        <w:t xml:space="preserve"> 4. Control mediante pulsador</w:t>
+        <w:t xml:space="preserve"> </w:t>
+      </w:r>
+      <w:r>
+        <w:t>5</w:t>
+      </w:r>
+      <w:r>
+        <w:t>. Control mediante pulsador</w:t>
       </w:r>
     </w:p>
     <w:p>
       <w:r>
-        <w:t>Descripción: Modificación del circuito del semáforo inteligente con la adición de un botón pulsador conectado al pin digital</w:t>
-      </w:r>
-      <w:r>
-        <w:t xml:space="preserve"> 5 y a tierra. El código evidencia la configuración del pin con la resistencia interna del Arduino (INPUT_PULLUP) y la implementación de una función condicional que interrumpe la secuencia normal de las luces cuando el botón es presionado.</w:t>
+        <w:t xml:space="preserve">Descripción: Modificación del circuito del semáforo inteligente con la adición de un botón pulsador conectado al pin digital 5 y a tierra. El código evidencia la configuración del pin con la resistencia interna del Arduino (INPUT_PULLUP) y la implementación de una función condicional que interrumpe la secuencia normal de las luces cuando </w:t>
+      </w:r>
+      <w:proofErr w:type="spellStart"/>
+      <w:r>
+        <w:t>el</w:t>
+      </w:r>
+      <w:proofErr w:type="spellEnd"/>
+      <w:r>
+        <w:t xml:space="preserve"> </w:t>
+      </w:r>
+      <w:proofErr w:type="spellStart"/>
+      <w:r>
+        <w:t>botón</w:t>
+      </w:r>
+      <w:proofErr w:type="spellEnd"/>
+      <w:r>
+        <w:t xml:space="preserve"> es </w:t>
+      </w:r>
+      <w:proofErr w:type="spellStart"/>
+      <w:r>
+        <w:t>presionado</w:t>
+      </w:r>
+      <w:proofErr w:type="spellEnd"/>
+      <w:r>
+        <w:t>.</w:t>
+      </w:r>
+    </w:p>
+    <w:p>
+      <w:pPr>
+        <w:pStyle w:val="Ttulo2"/>
+        <w:rPr>
+          <w:color w:val="auto"/>
+        </w:rPr>
+      </w:pPr>
+      <w:r>
+        <w:rPr>
+          <w:color w:val="auto"/>
+        </w:rPr>
+        <w:lastRenderedPageBreak/>
+        <w:t>3.</w:t>
+      </w:r>
+      <w:r>
+        <w:rPr>
+          <w:color w:val="auto"/>
+        </w:rPr>
+        <w:t xml:space="preserve">6 </w:t>
+      </w:r>
+      <w:proofErr w:type="spellStart"/>
+      <w:r>
+        <w:rPr>
+          <w:color w:val="auto"/>
+        </w:rPr>
+        <w:t>Circuito</w:t>
+      </w:r>
+      <w:proofErr w:type="spellEnd"/>
+      <w:r>
+        <w:rPr>
+          <w:color w:val="auto"/>
+        </w:rPr>
+        <w:t xml:space="preserve"> </w:t>
+      </w:r>
+      <w:proofErr w:type="spellStart"/>
+      <w:r>
+        <w:rPr>
+          <w:color w:val="auto"/>
+        </w:rPr>
+        <w:t>Electronico</w:t>
+      </w:r>
+      <w:proofErr w:type="spellEnd"/>
+      <w:r>
+        <w:rPr>
+          <w:color w:val="auto"/>
+        </w:rPr>
+        <w:t xml:space="preserve"> Control </w:t>
+      </w:r>
+      <w:proofErr w:type="spellStart"/>
+      <w:r>
+        <w:rPr>
+          <w:color w:val="auto"/>
+        </w:rPr>
+        <w:t>mediante</w:t>
+      </w:r>
+      <w:proofErr w:type="spellEnd"/>
+      <w:r>
+        <w:rPr>
+          <w:color w:val="auto"/>
+        </w:rPr>
+        <w:t xml:space="preserve"> </w:t>
+      </w:r>
+      <w:proofErr w:type="spellStart"/>
+      <w:r>
+        <w:rPr>
+          <w:color w:val="auto"/>
+        </w:rPr>
+        <w:t>pulsador</w:t>
+      </w:r>
+      <w:proofErr w:type="spellEnd"/>
+    </w:p>
+    <w:p>
+      <w:r>
+        <w:rPr>
+          <w:noProof/>
+        </w:rPr>
+        <w:drawing>
+          <wp:inline distT="0" distB="0" distL="0" distR="0" wp14:anchorId="53FF2A5D" wp14:editId="128E017F">
+            <wp:extent cx="5486400" cy="3315335"/>
+            <wp:effectExtent l="0" t="0" r="0" b="0"/>
+            <wp:docPr id="6" name="Imagen 6"/>
+            <wp:cNvGraphicFramePr>
+              <a:graphicFrameLocks xmlns:a="http://schemas.openxmlformats.org/drawingml/2006/main" noChangeAspect="1"/>
+            </wp:cNvGraphicFramePr>
+            <a:graphic xmlns:a="http://schemas.openxmlformats.org/drawingml/2006/main">
+              <a:graphicData uri="http://schemas.openxmlformats.org/drawingml/2006/picture">
+                <pic:pic xmlns:pic="http://schemas.openxmlformats.org/drawingml/2006/picture">
+                  <pic:nvPicPr>
+                    <pic:cNvPr id="0" name="Picture 3"/>
+                    <pic:cNvPicPr>
+                      <a:picLocks noChangeAspect="1" noChangeArrowheads="1"/>
+                    </pic:cNvPicPr>
+                  </pic:nvPicPr>
+                  <pic:blipFill>
+                    <a:blip r:embed="rId11">
+                      <a:extLst>
+                        <a:ext uri="{28A0092B-C50C-407E-A947-70E740481C1C}">
+                          <a14:useLocalDpi xmlns:a14="http://schemas.microsoft.com/office/drawing/2010/main" val="0"/>
+                        </a:ext>
+                      </a:extLst>
+                    </a:blip>
+                    <a:srcRect/>
+                    <a:stretch>
+                      <a:fillRect/>
+                    </a:stretch>
+                  </pic:blipFill>
+                  <pic:spPr bwMode="auto">
+                    <a:xfrm>
+                      <a:off x="0" y="0"/>
+                      <a:ext cx="5486400" cy="3315335"/>
+                    </a:xfrm>
+                    <a:prstGeom prst="rect">
+                      <a:avLst/>
+                    </a:prstGeom>
+                    <a:noFill/>
+                    <a:ln>
+                      <a:noFill/>
+                    </a:ln>
+                  </pic:spPr>
+                </pic:pic>
+              </a:graphicData>
+            </a:graphic>
+          </wp:inline>
+        </w:drawing>
+      </w:r>
+    </w:p>
+    <w:p>
+      <w:proofErr w:type="spellStart"/>
+      <w:r>
+        <w:t>Ilustración</w:t>
+      </w:r>
+      <w:proofErr w:type="spellEnd"/>
+      <w:r>
+        <w:t xml:space="preserve"> </w:t>
+      </w:r>
+      <w:r>
+        <w:t>6</w:t>
+      </w:r>
+      <w:r>
+        <w:t xml:space="preserve">. </w:t>
+      </w:r>
+      <w:proofErr w:type="spellStart"/>
+      <w:r>
+        <w:t>Circuito</w:t>
+      </w:r>
+      <w:proofErr w:type="spellEnd"/>
+      <w:r>
+        <w:t xml:space="preserve"> </w:t>
+      </w:r>
+      <w:proofErr w:type="spellStart"/>
+      <w:r>
+        <w:t>Electronico</w:t>
+      </w:r>
+      <w:proofErr w:type="spellEnd"/>
+      <w:r>
+        <w:t xml:space="preserve"> </w:t>
+      </w:r>
+      <w:r>
+        <w:t xml:space="preserve">Control </w:t>
+      </w:r>
+      <w:proofErr w:type="spellStart"/>
+      <w:r>
+        <w:t>mediante</w:t>
+      </w:r>
+      <w:proofErr w:type="spellEnd"/>
+      <w:r>
+        <w:t xml:space="preserve"> </w:t>
+      </w:r>
+      <w:proofErr w:type="spellStart"/>
+      <w:r>
+        <w:t>pulsador</w:t>
+      </w:r>
+      <w:proofErr w:type="spellEnd"/>
+    </w:p>
+    <w:p>
+      <w:proofErr w:type="spellStart"/>
+      <w:r>
+        <w:t>Descripción</w:t>
+      </w:r>
+      <w:proofErr w:type="spellEnd"/>
+      <w:r>
+        <w:t>:</w:t>
+      </w:r>
+      <w:r>
+        <w:t xml:space="preserve"> Este </w:t>
+      </w:r>
+      <w:proofErr w:type="spellStart"/>
+      <w:r>
+        <w:t>diagrama</w:t>
+      </w:r>
+      <w:proofErr w:type="spellEnd"/>
+      <w:r>
+        <w:t xml:space="preserve"> </w:t>
+      </w:r>
+      <w:proofErr w:type="spellStart"/>
+      <w:r>
+        <w:t>esquemático</w:t>
+      </w:r>
+      <w:proofErr w:type="spellEnd"/>
+      <w:r>
+        <w:t xml:space="preserve"> </w:t>
+      </w:r>
+      <w:proofErr w:type="spellStart"/>
+      <w:r>
+        <w:t>representa</w:t>
+      </w:r>
+      <w:proofErr w:type="spellEnd"/>
+      <w:r>
+        <w:t xml:space="preserve"> </w:t>
+      </w:r>
+      <w:proofErr w:type="spellStart"/>
+      <w:r>
+        <w:t>el</w:t>
+      </w:r>
+      <w:proofErr w:type="spellEnd"/>
+      <w:r>
+        <w:t xml:space="preserve"> </w:t>
+      </w:r>
+      <w:proofErr w:type="spellStart"/>
+      <w:r>
+        <w:t>circuito</w:t>
+      </w:r>
+      <w:proofErr w:type="spellEnd"/>
+      <w:r>
+        <w:t xml:space="preserve"> </w:t>
+      </w:r>
+      <w:proofErr w:type="spellStart"/>
+      <w:r>
+        <w:t>completo</w:t>
+      </w:r>
+      <w:proofErr w:type="spellEnd"/>
+      <w:r>
+        <w:t xml:space="preserve"> del </w:t>
+      </w:r>
+      <w:proofErr w:type="spellStart"/>
+      <w:r>
+        <w:t>semáforo</w:t>
+      </w:r>
+      <w:proofErr w:type="spellEnd"/>
+      <w:r>
+        <w:t xml:space="preserve"> </w:t>
+      </w:r>
+      <w:proofErr w:type="spellStart"/>
+      <w:r>
+        <w:t>interactivo</w:t>
+      </w:r>
+      <w:proofErr w:type="spellEnd"/>
+      <w:r>
+        <w:t xml:space="preserve">. </w:t>
+      </w:r>
+      <w:proofErr w:type="spellStart"/>
+      <w:r>
+        <w:t>En</w:t>
+      </w:r>
+      <w:proofErr w:type="spellEnd"/>
+      <w:r>
+        <w:t xml:space="preserve"> </w:t>
+      </w:r>
+      <w:proofErr w:type="spellStart"/>
+      <w:r>
+        <w:t>el</w:t>
+      </w:r>
+      <w:proofErr w:type="spellEnd"/>
+      <w:r>
+        <w:t xml:space="preserve"> </w:t>
+      </w:r>
+      <w:proofErr w:type="spellStart"/>
+      <w:r>
+        <w:t>centro</w:t>
+      </w:r>
+      <w:proofErr w:type="spellEnd"/>
+      <w:r>
+        <w:t xml:space="preserve"> se </w:t>
+      </w:r>
+      <w:proofErr w:type="spellStart"/>
+      <w:r>
+        <w:t>ubica</w:t>
+      </w:r>
+      <w:proofErr w:type="spellEnd"/>
+      <w:r>
+        <w:t xml:space="preserve"> </w:t>
+      </w:r>
+      <w:proofErr w:type="spellStart"/>
+      <w:r>
+        <w:t>el</w:t>
+      </w:r>
+      <w:proofErr w:type="spellEnd"/>
+      <w:r>
+        <w:t xml:space="preserve"> </w:t>
+      </w:r>
+      <w:proofErr w:type="spellStart"/>
+      <w:r>
+        <w:t>microcontrolador</w:t>
+      </w:r>
+      <w:proofErr w:type="spellEnd"/>
+      <w:r>
+        <w:t xml:space="preserve"> Arduino Uno (U1). El </w:t>
+      </w:r>
+      <w:proofErr w:type="spellStart"/>
+      <w:r>
+        <w:t>circuito</w:t>
+      </w:r>
+      <w:proofErr w:type="spellEnd"/>
+      <w:r>
+        <w:t xml:space="preserve"> </w:t>
+      </w:r>
+      <w:proofErr w:type="spellStart"/>
+      <w:r>
+        <w:t>cuenta</w:t>
+      </w:r>
+      <w:proofErr w:type="spellEnd"/>
+      <w:r>
+        <w:t xml:space="preserve"> con </w:t>
+      </w:r>
+      <w:proofErr w:type="spellStart"/>
+      <w:r>
+        <w:t>tres</w:t>
+      </w:r>
+      <w:proofErr w:type="spellEnd"/>
+      <w:r>
+        <w:t xml:space="preserve"> </w:t>
+      </w:r>
+      <w:proofErr w:type="spellStart"/>
+      <w:r>
+        <w:t>diodos</w:t>
+      </w:r>
+      <w:proofErr w:type="spellEnd"/>
+      <w:r>
+        <w:t xml:space="preserve"> LED: uno </w:t>
+      </w:r>
+      <w:proofErr w:type="spellStart"/>
+      <w:r>
+        <w:t>verde</w:t>
+      </w:r>
+      <w:proofErr w:type="spellEnd"/>
+      <w:r>
+        <w:t xml:space="preserve"> (D3) </w:t>
+      </w:r>
+      <w:proofErr w:type="spellStart"/>
+      <w:r>
+        <w:t>conectado</w:t>
+      </w:r>
+      <w:proofErr w:type="spellEnd"/>
+      <w:r>
+        <w:t xml:space="preserve"> al pin digital D2, uno </w:t>
+      </w:r>
+      <w:proofErr w:type="spellStart"/>
+      <w:r>
+        <w:t>amarillo</w:t>
+      </w:r>
+      <w:proofErr w:type="spellEnd"/>
+      <w:r>
+        <w:t xml:space="preserve"> (D2) </w:t>
+      </w:r>
+      <w:proofErr w:type="spellStart"/>
+      <w:r>
+        <w:t>conectado</w:t>
+      </w:r>
+      <w:proofErr w:type="spellEnd"/>
+      <w:r>
+        <w:t xml:space="preserve"> al pin D3, y uno </w:t>
+      </w:r>
+      <w:proofErr w:type="spellStart"/>
+      <w:r>
+        <w:t>rojo</w:t>
+      </w:r>
+      <w:proofErr w:type="spellEnd"/>
+      <w:r>
+        <w:t xml:space="preserve"> (D1) </w:t>
+      </w:r>
+      <w:proofErr w:type="spellStart"/>
+      <w:r>
+        <w:t>conectado</w:t>
+      </w:r>
+      <w:proofErr w:type="spellEnd"/>
+      <w:r>
+        <w:t xml:space="preserve"> al pin D4. </w:t>
+      </w:r>
+      <w:proofErr w:type="spellStart"/>
+      <w:r>
+        <w:t>Cada</w:t>
+      </w:r>
+      <w:proofErr w:type="spellEnd"/>
+      <w:r>
+        <w:t xml:space="preserve"> LED </w:t>
+      </w:r>
+      <w:proofErr w:type="spellStart"/>
+      <w:r>
+        <w:t>está</w:t>
+      </w:r>
+      <w:proofErr w:type="spellEnd"/>
+      <w:r>
+        <w:t xml:space="preserve"> </w:t>
+      </w:r>
+      <w:proofErr w:type="spellStart"/>
+      <w:r>
+        <w:t>protegido</w:t>
+      </w:r>
+      <w:proofErr w:type="spellEnd"/>
+      <w:r>
+        <w:t xml:space="preserve"> </w:t>
+      </w:r>
+      <w:proofErr w:type="spellStart"/>
+      <w:r>
+        <w:t>en</w:t>
+      </w:r>
+      <w:proofErr w:type="spellEnd"/>
+      <w:r>
+        <w:t xml:space="preserve"> </w:t>
+      </w:r>
+      <w:proofErr w:type="spellStart"/>
+      <w:r>
+        <w:t>serie</w:t>
+      </w:r>
+      <w:proofErr w:type="spellEnd"/>
+      <w:r>
+        <w:t xml:space="preserve"> por una </w:t>
+      </w:r>
+      <w:proofErr w:type="spellStart"/>
+      <w:r>
+        <w:t>resistencia</w:t>
+      </w:r>
+      <w:proofErr w:type="spellEnd"/>
+      <w:r>
+        <w:t xml:space="preserve"> </w:t>
+      </w:r>
+      <w:proofErr w:type="spellStart"/>
+      <w:r>
+        <w:t>limitadora</w:t>
+      </w:r>
+      <w:proofErr w:type="spellEnd"/>
+      <w:r>
+        <w:t xml:space="preserve"> (R1, R2 y R3, </w:t>
+      </w:r>
+      <w:proofErr w:type="spellStart"/>
+      <w:r>
+        <w:t>etiquetadas</w:t>
+      </w:r>
+      <w:proofErr w:type="spellEnd"/>
+      <w:r>
+        <w:t xml:space="preserve"> con 220k). </w:t>
+      </w:r>
+      <w:proofErr w:type="spellStart"/>
+      <w:r>
+        <w:t>Adicionalmente</w:t>
+      </w:r>
+      <w:proofErr w:type="spellEnd"/>
+      <w:r>
+        <w:t xml:space="preserve">, entre los pines de control se </w:t>
+      </w:r>
+      <w:proofErr w:type="spellStart"/>
+      <w:r>
+        <w:t>visualiza</w:t>
+      </w:r>
+      <w:proofErr w:type="spellEnd"/>
+      <w:r>
+        <w:t xml:space="preserve"> un </w:t>
+      </w:r>
+      <w:proofErr w:type="spellStart"/>
+      <w:r>
+        <w:t>interruptor</w:t>
+      </w:r>
+      <w:proofErr w:type="spellEnd"/>
+      <w:r>
+        <w:t xml:space="preserve"> o </w:t>
+      </w:r>
+      <w:proofErr w:type="spellStart"/>
+      <w:r>
+        <w:t>botón</w:t>
+      </w:r>
+      <w:proofErr w:type="spellEnd"/>
+      <w:r>
+        <w:t xml:space="preserve"> </w:t>
+      </w:r>
+      <w:proofErr w:type="spellStart"/>
+      <w:r>
+        <w:t>pulsador</w:t>
+      </w:r>
+      <w:proofErr w:type="spellEnd"/>
+      <w:r>
+        <w:t xml:space="preserve"> (S1) </w:t>
+      </w:r>
+      <w:proofErr w:type="spellStart"/>
+      <w:r>
+        <w:t>conectado</w:t>
+      </w:r>
+      <w:proofErr w:type="spellEnd"/>
+      <w:r>
+        <w:t xml:space="preserve"> al pin digital D5, </w:t>
+      </w:r>
+      <w:proofErr w:type="spellStart"/>
+      <w:r>
+        <w:t>el</w:t>
+      </w:r>
+      <w:proofErr w:type="spellEnd"/>
+      <w:r>
+        <w:t xml:space="preserve"> </w:t>
+      </w:r>
+      <w:proofErr w:type="spellStart"/>
+      <w:r>
+        <w:t>cual</w:t>
+      </w:r>
+      <w:proofErr w:type="spellEnd"/>
+      <w:r>
+        <w:t xml:space="preserve"> </w:t>
+      </w:r>
+      <w:proofErr w:type="spellStart"/>
+      <w:r>
+        <w:t>sirve</w:t>
+      </w:r>
+      <w:proofErr w:type="spellEnd"/>
+      <w:r>
+        <w:t xml:space="preserve"> para </w:t>
+      </w:r>
+      <w:proofErr w:type="spellStart"/>
+      <w:r>
+        <w:t>interrumpir</w:t>
+      </w:r>
+      <w:proofErr w:type="spellEnd"/>
+      <w:r>
+        <w:t xml:space="preserve"> o </w:t>
+      </w:r>
+      <w:proofErr w:type="spellStart"/>
+      <w:r>
+        <w:t>controlar</w:t>
+      </w:r>
+      <w:proofErr w:type="spellEnd"/>
+      <w:r>
+        <w:t xml:space="preserve"> la </w:t>
+      </w:r>
+      <w:proofErr w:type="spellStart"/>
+      <w:r>
+        <w:t>secuencia</w:t>
+      </w:r>
+      <w:proofErr w:type="spellEnd"/>
+      <w:r>
+        <w:t xml:space="preserve">. </w:t>
+      </w:r>
+      <w:proofErr w:type="spellStart"/>
+      <w:r>
+        <w:t>Todos</w:t>
+      </w:r>
+      <w:proofErr w:type="spellEnd"/>
+      <w:r>
+        <w:t xml:space="preserve"> los </w:t>
+      </w:r>
+      <w:proofErr w:type="spellStart"/>
+      <w:r>
+        <w:t>componentes</w:t>
+      </w:r>
+      <w:proofErr w:type="spellEnd"/>
+      <w:r>
+        <w:t xml:space="preserve"> </w:t>
+      </w:r>
+      <w:proofErr w:type="spellStart"/>
+      <w:r>
+        <w:t>cierran</w:t>
+      </w:r>
+      <w:proofErr w:type="spellEnd"/>
+      <w:r>
+        <w:t xml:space="preserve"> </w:t>
+      </w:r>
+      <w:proofErr w:type="spellStart"/>
+      <w:r>
+        <w:t>su</w:t>
+      </w:r>
+      <w:proofErr w:type="spellEnd"/>
+      <w:r>
+        <w:t xml:space="preserve"> </w:t>
+      </w:r>
+      <w:proofErr w:type="spellStart"/>
+      <w:r>
+        <w:t>circuito</w:t>
+      </w:r>
+      <w:proofErr w:type="spellEnd"/>
+      <w:r>
+        <w:t xml:space="preserve"> </w:t>
+      </w:r>
+      <w:proofErr w:type="spellStart"/>
+      <w:r>
+        <w:t>conectándose</w:t>
+      </w:r>
+      <w:proofErr w:type="spellEnd"/>
+      <w:r>
+        <w:t xml:space="preserve"> a una </w:t>
+      </w:r>
+      <w:proofErr w:type="spellStart"/>
+      <w:r>
+        <w:t>línea</w:t>
+      </w:r>
+      <w:proofErr w:type="spellEnd"/>
+      <w:r>
+        <w:t xml:space="preserve"> de tierra </w:t>
+      </w:r>
+      <w:proofErr w:type="spellStart"/>
+      <w:r>
+        <w:t>común</w:t>
+      </w:r>
+      <w:proofErr w:type="spellEnd"/>
+      <w:r>
+        <w:t xml:space="preserve"> (GND). Este </w:t>
+      </w:r>
+      <w:proofErr w:type="spellStart"/>
+      <w:r>
+        <w:t>esquema</w:t>
+      </w:r>
+      <w:proofErr w:type="spellEnd"/>
+      <w:r>
+        <w:t xml:space="preserve"> </w:t>
+      </w:r>
+      <w:proofErr w:type="spellStart"/>
+      <w:r>
+        <w:t>corresponde</w:t>
+      </w:r>
+      <w:proofErr w:type="spellEnd"/>
+      <w:r>
+        <w:t xml:space="preserve"> a la </w:t>
+      </w:r>
+      <w:proofErr w:type="spellStart"/>
+      <w:r>
+        <w:t>práctica</w:t>
+      </w:r>
+      <w:proofErr w:type="spellEnd"/>
+      <w:r>
+        <w:t xml:space="preserve"> de "Control </w:t>
+      </w:r>
+      <w:proofErr w:type="spellStart"/>
+      <w:r>
+        <w:t>mediante</w:t>
+      </w:r>
+      <w:proofErr w:type="spellEnd"/>
+      <w:r>
+        <w:t xml:space="preserve"> </w:t>
+      </w:r>
+      <w:proofErr w:type="spellStart"/>
+      <w:r>
+        <w:t>pulsador</w:t>
+      </w:r>
+      <w:proofErr w:type="spellEnd"/>
+      <w:r>
+        <w:t>".</w:t>
       </w:r>
     </w:p>
     <w:p>
@@ -1439,39 +2683,24 @@
         <w:rPr>
           <w:color w:val="auto"/>
         </w:rPr>
-        <w:lastRenderedPageBreak/>
-        <w:t>4. Explicación d</w:t>
-      </w:r>
-      <w:r>
-        <w:rPr>
-          <w:color w:val="auto"/>
-        </w:rPr>
-        <w:t>e la Ley de Ohm aplicada al cálculo de las resistencias utilizadas</w:t>
+        <w:t>4. Explicación de la Ley de Ohm aplicada al cálculo de las resistencias utilizadas</w:t>
       </w:r>
       <w:bookmarkEnd w:id="9"/>
     </w:p>
     <w:p>
       <w:r>
-        <w:t>La Ley de Ohm establece que la corriente (I) que circula por un circuito es directamente proporcional al voltaje (V) e inversamente proporcional a la resistencia (R), lo cual se expresa med</w:t>
-      </w:r>
-      <w:r>
-        <w:t>iante la fórmula: V = I ∙ R (o despejando la resistencia, R = V / I).</w:t>
+        <w:t>La Ley de Ohm establece que la corriente (I) que circula por un circuito es directamente proporcional al voltaje (V) e inversamente proporcional a la resistencia (R), lo cual se expresa mediante la fórmula: V = I ∙ R (o despejando la resistencia, R = V / I).</w:t>
       </w:r>
     </w:p>
     <w:p>
       <w:r>
-        <w:t>En los circuitos implementados con Arduino, los pines digitales suministran un voltaje de salida de 5V. Sin embargo, los componentes como los LEDs estándar operan a voltajes menores (apr</w:t>
-      </w:r>
-      <w:r>
-        <w:t>oximadamente 2V para un LED rojo, amarillo o verde) y soportan una corriente máxima de seguridad de unos 20 miliamperios (0.02 A). Si un LED se conecta directamente al pin de 5V sin protección, se quemará por el exceso de corriente.</w:t>
+        <w:t>En los circuitos implementados con Arduino, los pines digitales suministran un voltaje de salida de 5V. Sin embargo, los componentes como los LEDs estándar operan a voltajes menores (aproximadamente 2V para un LED rojo, amarillo o verde) y soportan una corriente máxima de seguridad de unos 20 miliamperios (0.02 A). Si un LED se conecta directamente al pin de 5V sin protección, se quemará por el exceso de corriente.</w:t>
       </w:r>
     </w:p>
     <w:p>
       <w:r>
-        <w:t>Para evitar este daño f</w:t>
-      </w:r>
-      <w:r>
-        <w:t>ísico en el componente y proteger el puerto del microcontrolador, se aplica la Ley de Ohm para calcular la resistencia limitadora adecuada, restando el voltaje que consume el LED al voltaje total de la fuente:</w:t>
+        <w:lastRenderedPageBreak/>
+        <w:t>Para evitar este daño físico en el componente y proteger el puerto del microcontrolador, se aplica la Ley de Ohm para calcular la resistencia limitadora adecuada, restando el voltaje que consume el LED al voltaje total de la fuente:</w:t>
       </w:r>
     </w:p>
     <w:p>
@@ -1480,18 +2709,12 @@
       </w:r>
       <w:r>
         <w:br/>
-        <w:t>Cálcul</w:t>
-      </w:r>
-      <w:r>
-        <w:t>o típico: R = (5V - 2V) / 0.02A = 3V / 0.02A = 150 Ω</w:t>
+        <w:t>Cálculo típico: R = (5V - 2V) / 0.02A = 3V / 0.02A = 150 Ω</w:t>
       </w:r>
     </w:p>
     <w:p>
       <w:r>
-        <w:t>Dado que comercialmente no es común encontrar resistencias de exactamente 150 Ω, en las prácticas de electrónica se utiliza el valor comercial inmediatamente superior, siendo 220 Ω o 330 Ω los valores es</w:t>
-      </w:r>
-      <w:r>
-        <w:t>tándar. Esto garantiza que la corriente se reduzca a un nivel seguro (entre 10 y 15 mA), permitiendo que los LEDs del semáforo brillen correctamente sin riesgo de sobrecarga.</w:t>
+        <w:t>Dado que comercialmente no es común encontrar resistencias de exactamente 150 Ω, en las prácticas de electrónica se utiliza el valor comercial inmediatamente superior, siendo 220 Ω o 330 Ω los valores estándar. Esto garantiza que la corriente se reduzca a un nivel seguro (entre 10 y 15 mA), permitiendo que los LEDs del semáforo brillen correctamente sin riesgo de sobrecarga.</w:t>
       </w:r>
     </w:p>
     <w:p>
@@ -1512,16 +2735,7 @@
     </w:p>
     <w:p>
       <w:r>
-        <w:t>La realización de este laboratorio permitió afianzar los conocimi</w:t>
-      </w:r>
-      <w:r>
-        <w:t>entos sobre el ensamblaje de circuitos electrónicos y su interacción lógica. El simulador Tinkercad demostró ser un entorno robusto para el prototipado rápido, eliminando riesgos de cortocircuitos físicos durante la etapa de aprendizaje. Además, se comprob</w:t>
-      </w:r>
-      <w:r>
-        <w:t>ó que el cálculo matemático regido por la Ley de Ohm es un paso inexcusable en el diseño de cualquier arquitectura de hardware para asegurar la protección de los dispositivos. Finalmente, la integración de estructuras de control en el código (como retrasos</w:t>
-      </w:r>
-      <w:r>
-        <w:t xml:space="preserve"> de tiempo y validación de pulsadores) sentó las bases para el desarrollo futuro de sistemas integrados aplicables a</w:t>
+        <w:t>La realización de este laboratorio permitió afianzar los conocimientos sobre el ensamblaje de circuitos electrónicos y su interacción lógica. El simulador Tinkercad demostró ser un entorno robusto para el prototipado rápido, eliminando riesgos de cortocircuitos físicos durante la etapa de aprendizaje. Además, se comprobó que el cálculo matemático regido por la Ley de Ohm es un paso inexcusable en el diseño de cualquier arquitectura de hardware para asegurar la protección de los dispositivos. Finalmente, la integración de estructuras de control en el código (como retrasos de tiempo y validación de pulsadores) sentó las bases para el desarrollo futuro de sistemas integrados aplicables a</w:t>
       </w:r>
       <w:r>
         <w:t>l IoT.</w:t>
@@ -2025,11 +3239,6 @@
     <w:lsdException w:name="Book Title" w:uiPriority="33" w:qFormat="1"/>
     <w:lsdException w:name="Bibliography" w:semiHidden="1" w:uiPriority="37" w:unhideWhenUsed="1"/>
     <w:lsdException w:name="TOC Heading" w:semiHidden="1" w:uiPriority="39" w:unhideWhenUsed="1" w:qFormat="1"/>
-    <w:lsdException w:name="Plain Table 5" w:semiHidden="1" w:unhideWhenUsed="1"/>
-    <w:lsdException w:name="Grid Table Light" w:semiHidden="1" w:unhideWhenUsed="1"/>
-    <w:lsdException w:name="Grid Table 1 Light" w:semiHidden="1" w:unhideWhenUsed="1"/>
-    <w:lsdException w:name="Grid Table 2" w:semiHidden="1" w:unhideWhenUsed="1"/>
-    <w:lsdException w:name="Grid Table 3" w:semiHidden="1" w:unhideWhenUsed="1"/>
     <w:lsdException w:name="Grid Table 4" w:uiPriority="49"/>
     <w:lsdException w:name="Grid Table 5 Dark" w:uiPriority="50"/>
     <w:lsdException w:name="Grid Table 6 Colorful" w:uiPriority="51"/>
